--- a/manuscript/manuscript_springer_lnns.docx
+++ b/manuscript/manuscript_springer_lnns.docx
@@ -90,7 +90,7 @@
         <w:rPr>
           <w:sz w:val="18"/>
         </w:rPr>
-        <w:t>Chronic kidney disease (CKD) is an escalating global public health priority affecting more than 850 million individuals worldwide. While supervised machine learning (ML) models demonstrate considerable discriminative capacity for risk stratification, clinical translation is severely hindered by the 'black-box' opacity of complex classifiers, documented instability of post-hoc explanation algorithms (e.g., SHAP) under sample resampling, and uncharacterized sensitivity to missing clinical data. Furthermore, retrospective biomedical ML studies frequently suffer from tautological target leakage by including direct diagnostic criteria (e.g., eGFR or albuminuria) as predictive features. In this study, we address these challenges using the Continuous National Health and Nutrition Examination Survey (NHANES) 2021–2023 cycle. We audit and verify a cohort of N = 6,326 participants (≥12 years) with complete KDIGO 2024 clinical staging (3,592 non-CKD [56.78%], 2,734 CKD [43.22%]), strictly excluding 5,607 untested pediatric/unmeasured records with unknown stage. Seven target-defining variables are eliminated to prevent target leakage, retaining 21 non-leaking predictors. Models are trained using Repeated Stratified 5-Fold Cross-Validation (25 folds). TreeSHAP and LinearSHAP attributions are computed on held-out test partitions, aggregated back to parent clinical variables, and evaluated across all 300 pairwise fold combinations via Spearman rank correlation (rho) and Top-k Jaccard similarity. Controlled Missing Completely at Random (MCAR) stress testing is conducted at 10% and 20% masking levels. Across 25 folds, XGBoost achieved an ROC-AUC of 0.8456 ± 0.0129 (PR-AUC 0.8246 ± 0.0149), closely matched by Logistic Regression (0.8441 ± 0.0123) and Random Forest (0.8406 ± 0.0123). Global SHAP analysis identified chronological age, blood urea nitrogen (BUN), systolic blood pressure, serum uric acid, and diagnosed diabetes as top consensus risk factors. Pairwise SHAP attribution stability across 300 fold resamples was exceptionally high for Random Forest (Spearman rho = 0.9652 ± 0.0148, Top-5 Jaccard 1.0000 ± 0.0000) and XGBoost (rho = 0.9414 ± 0.0214, Top-5 Jaccard 1.0000 ± 0.0000). Under 10% and 20% missingness, all models exhibited graceful degradation (ROC-AUC drop ≤ 0.026) while preserving high explanation ranking fidelity (rho ≥ 0.931–0.975). These results provide empirical best practices for leakage-safe algorithmic auditing and explainability verification in computational nephrology.</w:t>
+        <w:t>Chronic kidney disease (CKD) affects an estimated 10% to 15% of adults globally, yet early stages typically remain asymptomatic and unmanaged. Supervised learning models trained on routine clinical examinations offer potential for opportunistic risk screening. However, existing tabular benchmarks frequently suffer from target leakage by supplying direct diagnostic markers—such as serum creatinine or urinary albumin—as input features. Furthermore, post-hoc explanations generated by Shapley Additive Explanations (SHAP) are rarely audited for stability across data resamples or resilience under missing inputs. In this study, we evaluate non-leaking clinical and demographic variables from the Continuous National Health and Nutrition Examination Survey (NHANES) 2021–2023. We identify and resolve an artifact in the public dataset where 5,607 records lacking laboratory measurements (primarily pediatric participants aged &lt;12 years) were misclassified as CKD-positive by default logic, yielding a verified cohort of 6,326 participants (3,592 non-CKD [56.8%] and 2,734 CKD [43.2%]). Quarantining seven target-defining features, we train Logistic Regression, Random Forest, and XGBoost across repeated stratified 5-fold cross-validation (25 folds) using 21 non-leaking predictors. TreeSHAP and LinearSHAP attributions are computed on out-of-fold validation splits, aggregated from one-hot levels back to parent variables, and assessed across all 300 pairwise fold combinations. Models are further stress-tested by injecting 10% and 20% synthetic Missing Completely at Random (MCAR) noise into validation sets. Across 25 folds, XGBoost achieved an ROC-AUC of 0.8456 ± 0.0129 and PR-AUC of 0.8246 ± 0.0149, closely tracked by L2-regularized Logistic Regression (ROC-AUC 0.8441 ± 0.0123) and Random Forest (ROC-AUC 0.8406 ± 0.0123). Global SHAP rankings identified chronological age, blood urea nitrogen, systolic blood pressure, serum uric acid, and diagnosed diabetes as primary predictors. Tree-based ensembles displayed high Top-5 rank stability across 300 fold resamples (Jaccard index = 1.000 for Random Forest and XGBoost; mean Spearman rho = 0.9652 and 0.9414, respectively). Under 10% and 20% missingness, discriminative degradation remained minor (ROC-AUC drop ≤ 0.026) while SHAP attribution rankings preserved high rank correlation (rho ≥ 0.931) with baseline explanations. These results show that non-leaking systemic variables carry meaningful discriminative signal for CKD, and that tree-based Shapley explanations maintain robust ranking stability under sampling variability and input missingness.</w:t>
       </w:r>
     </w:p>
     <w:p>
@@ -108,7 +108,7 @@
         <w:rPr>
           <w:sz w:val="18"/>
         </w:rPr>
-        <w:t>Chronic Kidney Disease · Explainable Artificial Intelligence · SHAP · Feature Attribution Stability · Missing Data Sensitivity · NHANES · Soft Computing · Computational Intelligence.</w:t>
+        <w:t>Chronic Kidney Disease · Explainable Artificial Intelligence · SHAP · Feature Attribution Stability · Missing Data Sensitivity · NHANES · Soft Computing.</w:t>
       </w:r>
     </w:p>
     <w:p>
@@ -127,12 +127,12 @@
     </w:p>
     <w:p>
       <w:r>
-        <w:t>Chronic kidney disease (CKD) is an escalating global health emergency characterized by structural kidney damage and progressive decline in renal function, affecting over 10% to 15% of the adult population worldwide (&gt;850 million individuals) [1, 2]. According to international consensus guidelines established by Kidney Disease: Improving Global Outcomes (KDIGO 2024), CKD is clinically diagnosed by an estimated glomerular filtration rate (eGFR) below 60 mL/min/1.73 m² or sustained markers of renal damage, primarily albuminuria (urinary albumin-to-creatinine ratio [UACR] ≥ 30 mg/g), persisting for more than three months [1, 3].</w:t>
+        <w:t>As outlined in the Kidney Disease: Improving Global Outcomes (KDIGO 2024) clinical guideline [1], chronic kidney disease (CKD) is defined by an estimated glomerular filtration rate (eGFR) below 60 mL/min/1.73 m² or persistent evidence of kidney damage—most notably an elevated urinary albumin-to-creatinine ratio (UACR ≥ 30 mg/g)—present for at least three months. Epidemiological analyses from the Global Burden of Disease study by Bikbov et al. [2] indicate that over 850 million individuals worldwide live with kidney impairment, which contributes heavily to cardiovascular complications, end-stage renal disease (ESRD), and premature mortality.</w:t>
       </w:r>
     </w:p>
     <w:p>
       <w:r>
-        <w:t>Because early-stage CKD is predominantly asymptomatic, patients frequently remain undiagnosed until advanced, irreversible nephron loss has occurred [4]. Consequently, there is intense clinical interest in leveraging machine learning (ML) and soft computing techniques to perform automated risk stratification, identify high-risk individuals from routine electronic health records (EHR), and uncover multi-organ risk factor interactions [5, 6].</w:t>
+        <w:t>Because early-stage kidney disease is largely asymptomatic, patients frequently remain undetected until substantial nephron functional reserve has been lost [4]. Automated risk stratification algorithms applied to routine demographic, anthropometric, and outpatient laboratory measurements have therefore attracted sustained attention as secondary screening aids [5, 6].</w:t>
       </w:r>
     </w:p>
     <w:p>
@@ -146,20 +146,47 @@
           <w:b/>
           <w:sz w:val="20"/>
         </w:rPr>
-        <w:t>1.1 Methodological Pitfalls in Medical Machine Learning</w:t>
+        <w:t>1.1 Methodological Pitfalls in Tabular Kidney Disease Models</w:t>
       </w:r>
     </w:p>
     <w:p>
       <w:r>
-        <w:t>Despite promising performance reported in the computational literature, clinical translation of machine learning models in nephrology is impeded by four critical vulnerabilities:</w:t>
+        <w:t>Despite numerous machine learning papers reporting near-perfect classification metrics for CKD, clinical translation is hindered by several methodological shortcomings:</w:t>
         <w:br/>
-        <w:t>1. Tautological Target Leakage: Numerous published predictive studies mistakenly include the very laboratory variables used to derive the clinical outcome—such as serum creatinine, eGFR, or spot urine albumin—directly in the predictor matrix [7]. When a model is supplied with serum creatinine or eGFR to predict CKD presence, it simply reconstructs the deterministic formula of the KDIGO definition (eGFR &lt; 60), yielding artificially inflated performance metrics (ROC-AUC &gt; 0.99) that convey zero clinical utility for pre-diagnostic screening.</w:t>
+        <w:t>1. Tautological Target Leakage: A pervasive flaw in published tabular CKD studies is the inclusion of serum creatinine, eGFR, or spot urine albumin as input predictors [7]. Because clinical guidelines define CKD directly through eGFR thresholds and albuminuria criteria [1, 3], models supplied with these variables merely reconstruct the mathematical formula of the outcome. As detailed in the PROBAST+AI risk-of-bias evaluation standard [7], such designs produce artificially elevated discrimination (ROC-AUC &gt; 0.99) while offering no utility for opportunistic screening before kidney-specific tests are ordered.</w:t>
         <w:br/>
-        <w:t>2. 'Black-Box' Opacity: Nonlinear ensemble models construct complex interaction manifolds that clinicians cannot intuitively trace without post-hoc explainability frameworks [8].</w:t>
+        <w:t>2. Interpretability and Algorithmic Opacity: Nonlinear models, including gradient-boosted trees and random forests, build high-dimensional interaction structures. Without transparent attribution frameworks, clinicians cannot verify whether classifications stem from sound physiological mechanisms or idiosyncratic data artifacts [8].</w:t>
         <w:br/>
-        <w:t>3. Attribution Instability Across Resampled Cohorts: A critical vulnerability of explainable AI (XAI) is explanation instability: the phenomenon wherein small perturbations in the training data resample (e.g., across cross-validation folds) induce substantial fluctuations in feature importance rankings [9, 10].</w:t>
+        <w:t>3. Explanation Instability Across Cohort Resamples: While Shapley Additive Explanations (SHAP) [8] provides an axiomatic foundation for local and global attributions, empirical work by Nandy et al. [9] and Han et al. [10] indicates that post-hoc explanations can fluctuate across training resamples. If slight variations in training data alter which clinical factors appear most influential, clinicians cannot rely on the generated explanations for decision support.</w:t>
         <w:br/>
-        <w:t>4. Missing-Data Sensitivity and Robustness: Routine clinical datasets and epidemiological surveys are characterized by pervasive missingness resulting from variable lab order patterns [11]. While models may achieve high validation accuracy on complete data, their degradation trajectory under realistic missing-data stress is rarely quantified systematically.</w:t>
+        <w:t>4. Vulnerability to Missing Laboratory Data: Incomplete records are ubiquitous in electronic health databases and epidemiological surveys [11]. In accordance with the TRIPOD+AI reporting guideline [11], predictive workflows should be systematically evaluated under controlled missingness to verify that neither predictions nor explanations collapse when certain tests are unavailable.</w:t>
+      </w:r>
+    </w:p>
+    <w:p>
+      <w:pPr>
+        <w:keepNext/>
+        <w:spacing w:before="200" w:after="60"/>
+      </w:pPr>
+      <w:r>
+        <w:rPr>
+          <w:rFonts w:ascii="Times New Roman" w:hAnsi="Times New Roman"/>
+          <w:b/>
+          <w:sz w:val="20"/>
+        </w:rPr>
+        <w:t>1.2 Study Objectives</w:t>
+      </w:r>
+    </w:p>
+    <w:p>
+      <w:r>
+        <w:t>To address these gaps, we conduct a leak-free empirical evaluation using the Continuous NHANES 2021–2023 dataset [12]. Specifically, we:</w:t>
+        <w:br/>
+        <w:t>• Audit the NHANES cohort and correct a labeling anomaly that misclassified 5,607 pediatric and untested records.</w:t>
+        <w:br/>
+        <w:t>• Enforce strict target quarantine by excluding direct diagnostic variables, benchmarking 21 routine predictors across Logistic Regression, Random Forest, and XGBoost using repeated stratified 5-fold cross-validation (25 folds).</w:t>
+        <w:br/>
+        <w:t>• Aggregate one-hot dummy Shapley attributions back to parent clinical variables and quantify explanation stability across all 300 pairwise fold combinations using Spearman rank correlation and Top-k Jaccard overlap.</w:t>
+        <w:br/>
+        <w:t>• Evaluate performance and explanatory resilience under controlled Missing Completely at Random (MCAR) stress testing at 10% and 20% masking levels.</w:t>
       </w:r>
     </w:p>
     <w:p>
@@ -187,14 +214,18 @@
           <w:b/>
           <w:sz w:val="20"/>
         </w:rPr>
-        <w:t>2.1 Study Cohort and KDIGO Staging Criteria</w:t>
+        <w:t>2.1 Cohort Extraction and KDIGO Staging</w:t>
       </w:r>
     </w:p>
     <w:p>
       <w:r>
-        <w:t>This investigation analyzed tabular cross-sectional data from the 2021–2023 Continuous NHANES cycle administered by the National Center for Health Statistics (NCHS) at the Centers for Disease Control and Prevention (CDC) [12]. In the raw secondary dataset (N = 11,933 participants, 29 variables), kidney function evaluation is governed by KDIGO 2024 guidelines using race-free 2021 CKD-EPI creatinine equations and urinary albumin-to-creatinine ratio (UACR).</w:t>
+        <w:t>We analyzed cross-sectional records from the Continuous NHANES 2021–2023 cycle administered by the National Center for Health Statistics (NCHS) at the Centers for Disease Control and Prevention [12]. In the curated file (11,933 records and 29 variables), eGFR was calculated using the race-free 2021 CKD-EPI creatinine equation formulated by Inker et al. [3]:</w:t>
         <w:br/>
-        <w:t>During data auditing, we discovered that 5,607 participants who did not undergo kidney function laboratory testing (predominantly pediatric participants &lt;12 years old) had ckd_stage = 'Unknown' and were erroneously labeled as CKD-positive by the naive condition (ckd_stage != 'No CKD'). Excluding these untested records produced a verified study cohort of N = 6,326 participants (3,592 No CKD [56.78%], 2,734 CKD [43.22%]).</w:t>
+        <w:t>eGFR = 142 × min(S_cr / κ, 1)^α × max(S_cr / κ, 1)^(-1.200) × 0.9938^Age × [1.012 if Female]</w:t>
+        <w:br/>
+        <w:t>where S_cr denotes serum creatinine in mg/dL, κ is 0.7 for females and 0.9 for males, and α is -0.241 for females and -0.302 for males. Staging follows KDIGO criteria: Stage 1 (eGFR ≥ 90 with UACR ≥ 30), Stage 2 (60–89 with UACR ≥ 30), Stage 3a (45–59), Stage 3b (30–44), Stage 4 (15–29), Stage 5 (&lt;15), and No CKD (eGFR ≥ 60 and UACR &lt; 30).</w:t>
+        <w:br/>
+        <w:t>During our initial audit, we identified that participants who did not undergo blood draws or urine tests (primarily children aged under 12 years for whom creatinine is omitted in NHANES) were assigned ckd_stage = 'Unknown'. However, the binary label was defined as ckd_stage != 'No CKD'. Because 'Unknown' differed from 'No CKD', 5,607 untested individuals—largely healthy children—were falsely labeled as CKD-positive. Excluding these unmeasured records produced a verified analytical cohort of N = 6,326 participants: 3,592 non-CKD (56.78%) and 2,734 CKD-positive (43.22%).</w:t>
       </w:r>
     </w:p>
     <w:p>
@@ -991,12 +1022,12 @@
           <w:b/>
           <w:sz w:val="20"/>
         </w:rPr>
-        <w:t>2.2 Feature Policy &amp; Target Leakage Elimination</w:t>
+        <w:t>2.2 Feature Policy and Target Leakage Quarantine</w:t>
       </w:r>
     </w:p>
     <w:p>
       <w:r>
-        <w:t>To prevent tautological target reconstruction, seven direct diagnostic features were quarantined: participant_id, egfr, serum_creatinine, urine_albumin, urine_creatinine, albumin_creatinine_ratio, and ckd_stage. The approved feature matrix comprises 21 non-leaking predictors: 14 continuous (age, BMI, weight, height, systolic BP, diastolic BP, BUN, serum albumin, phosphorus, bicarbonate, calcium, uric acid, poverty-income ratio, education level) and 7 categorical (gender, ethnicity, diagnosed diabetes, insulin use, diabetes pills, smoking history, current smoking status).</w:t>
+        <w:t>To prevent trivial outcome reconstruction, we quarantined seven variables directly linked to target derivation: participant_id, egfr, serum_creatinine, urine_albumin, urine_creatinine, albumin_creatinine_ratio, and ckd_stage. The final feature set comprises 21 non-leaking predictors: 14 continuous (age, BMI, weight, height, systolic BP, diastolic BP, BUN, serum albumin, phosphorus, bicarbonate, calcium, uric acid, poverty-income ratio, education level) and 7 categorical (gender, ethnicity, diagnosed diabetes, insulin use, diabetes pills, smoking history, current smoking status).</w:t>
       </w:r>
     </w:p>
     <w:p>
@@ -1058,12 +1089,12 @@
           <w:b/>
           <w:sz w:val="20"/>
         </w:rPr>
-        <w:t>2.3 Machine Learning Pipeline and Validation Protocol</w:t>
+        <w:t>2.3 Learning Pipeline and Cross-Validation Protocol</w:t>
       </w:r>
     </w:p>
     <w:p>
       <w:r>
-        <w:t>All transformations and evaluations were integrated within a Repeated Stratified 5-Fold Cross-Validation protocol with 5 independent random repeats (25 total folds). Continuous features were processed using median imputation and z-score standard scaling. Categorical features were imputed using mode imputation and one-hot encoding. Crucially, all imputers, encoders, and scalers were fit strictly on the training partition of each fold (N ≈ 5,060) and applied via transform to the held-out test fold (N ≈ 1,266). We benchmarked three contrasting architectures: regularized Logistic Regression (L2, C=1.0), Random Forest (300 trees, min_samples_leaf=2), and XGBoost (300 trees, max_depth=3, lr=0.05).</w:t>
+        <w:t>We implemented repeated stratified 5-fold cross-validation with 5 random repeats (25 total splits). Within each fold, continuous inputs received median imputation and standard z-score normalization; categorical variables received mode imputation and one-hot encoding with handle_unknown='ignore'. Crucially, all transformations were fitted exclusively on training instances (N ≈ 5,060) and applied without refitting to the held-out validation instances (N ≈ 1,266). Three model architectures with fixed hyperparameter configurations were benchmarked: regularized Logistic Regression (L2, C = 1.0), Random Forest (300 bagged trees, min_samples_leaf = 2), and XGBoost (300 boosting iterations, learning rate η = 0.05, max_depth = 3, subsample = 0.8, colsample_bytree = 0.8).</w:t>
       </w:r>
     </w:p>
     <w:p>
@@ -1082,7 +1113,7 @@
     </w:p>
     <w:p>
       <w:r>
-        <w:t>Post-hoc local explanations were computed for all held-out validation instances using Shapley Additive Explanations (SHAP) [8] via exact TreeSHAP for tree ensembles and LinearSHAP for Logistic Regression. One-hot dummy level attributions were aggregated back to parent clinical features by summing absolute Shapley contributions across levels: Attribution_i(F) = sum_k |phi_{i, k}|. Stability across all 300 cross-validation fold pairs was evaluated via pairwise Spearman rank correlation (rho) and Top-k Jaccard similarity indices (k in {5, 10}).</w:t>
+        <w:t>Local feature contributions were calculated for validation instances using Shapley Additive Explanations (SHAP) [8] via exact TreeSHAP for tree ensembles and LinearSHAP for Logistic Regression. One-hot dummy level attributions were aggregated back to parent clinical features by summing absolute Shapley contributions across levels: Attribution_i(F) = sum_k |phi_{i, k}|. Stability across all 300 cross-validation fold pairs was evaluated via pairwise Spearman rank correlation (rho) and Top-k Jaccard similarity indices (k in {5, 10}).</w:t>
       </w:r>
     </w:p>
     <w:p>
@@ -1110,12 +1141,12 @@
           <w:b/>
           <w:sz w:val="20"/>
         </w:rPr>
-        <w:t>3.1 Cross-Validation Model Discrimination and Calibration (RQ1)</w:t>
+        <w:t>3.1 Model Discrimination and Calibration</w:t>
       </w:r>
     </w:p>
     <w:p>
       <w:r>
-        <w:t>Across 25 repeated cross-validation folds, all three machine learning architectures exhibited strong, highly competitive discriminative capacity on held-out validation partitions (Table 2).</w:t>
+        <w:t>Table 2 summarizes cross-validation metrics across all 25 folds.</w:t>
       </w:r>
     </w:p>
     <w:p>
@@ -1656,12 +1687,12 @@
           <w:b/>
           <w:sz w:val="20"/>
         </w:rPr>
-        <w:t>3.2 Global SHAP Consensus Risk Factors (RQ2)</w:t>
+        <w:t>3.2 Global SHAP Risk Factor Rankings</w:t>
       </w:r>
     </w:p>
     <w:p>
       <w:r>
-        <w:t>Global SHAP feature attributions aggregated across all 25 folds identified a consistent biological hierarchy: chronological age emerged as the dominant predictor across all architectures (mean |SHAP| ~0.14–0.17), followed by blood urea nitrogen (BUN), systolic blood pressure, serum uric acid, and diagnosed diabetes status. Together, these top 5 consensus risk factors accounted for over 72% of total attribution density across all models.</w:t>
+        <w:t>Aggregating SHAP values across all 25 folds yielded consistent biological rankings across model families (Fig. 3). Age was the primary contributor in all models (mean |SHAP| ~0.14–0.17), followed by blood urea nitrogen, systolic blood pressure, serum uric acid, and diagnosed diabetes. These five variables accounted for over 72% of total attribution mass across architectures.</w:t>
       </w:r>
     </w:p>
     <w:p>
@@ -1723,12 +1754,12 @@
           <w:b/>
           <w:sz w:val="20"/>
         </w:rPr>
-        <w:t>3.3 SHAP Attribution Stability Across 300 Fold Pairs (RQ3)</w:t>
+        <w:t>3.3 Explanation Stability Across 300 Fold Pairs</w:t>
       </w:r>
     </w:p>
     <w:p>
       <w:r>
-        <w:t>Pairwise evaluation across all 300 cross-validation fold combinations demonstrated outstanding explanation stability for tree-based ensemble methods. Random Forest achieved the highest monotonic stability (Spearman rho = 0.9652 ± 0.0148) and Top-10 Jaccard overlap (0.9577 ± 0.0781). Remarkably, both Random Forest and XGBoost achieved perfect Top-5 Jaccard similarity (1.0000 ± 0.0000) across every single one of the 300 fold comparisons (Table 3), confirming that the top 5 clinical risk factors are unconditionally invariant to sample resampling.</w:t>
+        <w:t>Evaluating stability across all 300 pairwise fold comparisons showed that tree-based ensembles produced remarkably consistent rankings (Table 3). Random Forest demonstrated the highest ranking stability (rho = 0.9652 ± 0.0148) and high Top-10 Jaccard consistency (0.9577 ± 0.0781). Both Random Forest and XGBoost achieved a Top-5 Jaccard index of 1.0000 ± 0.0000 across all 300 comparisons, showing that the leading five predictors remained invariant to data splits.</w:t>
       </w:r>
     </w:p>
     <w:p>
@@ -2159,12 +2190,12 @@
           <w:b/>
           <w:sz w:val="20"/>
         </w:rPr>
-        <w:t>3.4 Controlled Missing-Data Stress Testing (RQ4)</w:t>
+        <w:t>3.4 Missingness Stress Testing</w:t>
       </w:r>
     </w:p>
     <w:p>
       <w:r>
-        <w:t>Evaluating model pipelines under synthetic MCAR masking demonstrated remarkable resilience and graceful degradation (Table 4). At 10% additional missingness, ROC-AUC declined by only ~0.011–0.013 points across all models. Even under extreme 20% additional missingness, all architectures maintained strong discriminative capacity (ROC-AUC ≥ 0.8207). Crucially, SHAP feature rankings remained exceptionally stable under missingness stress: Random Forest maintained rho = 0.9727 ± 0.0049 relative to baseline explanations, confirming that post-hoc explanations do not collapse when clinical features are partially unobserved.</w:t>
+        <w:t>Models exhibited graceful performance degradation under synthetic MCAR masking (Table 4). At 10% missingness, ROC-AUC declined by roughly 0.011–0.013 points across models. At 20% missingness, all architectures retained an ROC-AUC above 0.820. SHAP rankings remained congruent with unmasked baselines, maintaining Spearman correlations above 0.930.</w:t>
       </w:r>
     </w:p>
     <w:p>
@@ -2840,18 +2871,23 @@
     </w:p>
     <w:p>
       <w:r>
-        <w:t>In this comprehensive machine learning study utilizing the NHANES 2021–2023 cohort, we established several critical insights for computational nephrology:</w:t>
+        <w:t>The top variables identified by SHAP align directly with established nephrological mechanisms:</w:t>
         <w:br/>
-        <w:t>1. Strong Discrimination Without Tautological Leakage: We demonstrated that machine learning models achieve robust discrimination (ROC-AUC ≈ 0.846, PR-AUC ≈ 0.825) for concurrent CKD classification using exclusively pre-diagnostic systemic risk factors, completely independent of direct filtration markers.</w:t>
+        <w:t>• Chronological Age: Progressive nephron involution and vascular stiffness reduce functional renal reserve after the fourth decade of life [13].</w:t>
         <w:br/>
-        <w:t>2. Clinical Congruence of Identified Risk Factors: Global SHAP attributions independently validated known pathophysiological mechanisms: age-related nephron senescence [13], BUN filtration clearance, systolic vascular load and barotrauma [14], hyperuricemia-mediated intrarenal resistance [15], and diabetic microvascular injury.</w:t>
+        <w:t>• Blood Urea Nitrogen (BUN): As an end-product of protein metabolism cleared by glomerular filtration, BUN serves as an informative surrogate marker of clearance capacity in the absence of creatinine.</w:t>
         <w:br/>
-        <w:t>3. High Empirical Stability of TreeSHAP: We demonstrated that TreeSHAP explanations for bagged and boosted tree ensembles achieve near-perfect ranking stability (rho &gt; 0.94–0.96; Top-5 Jaccard = 1.000) across resampled cross-validation folds.</w:t>
+        <w:t>• Systolic Blood Pressure: Elevated systemic pressure exposes glomerular microvessels to mechanical barotrauma, accelerating sclerotic changes [14].</w:t>
         <w:br/>
-        <w:t>4. Resilience to Clinical Missingness: Stress testing demonstrated that standard imputation pipelines confer robust tolerance to MCAR missingness, maintaining ROC-AUC &gt; 0.82 and explanation correlation &gt; 0.93 under up to 20% corrupted inputs.</w:t>
+        <w:t>• Serum Uric Acid: Hyperuricemia induces renal vasoconstriction, activates the renin-angiotensin system, and promotes tubular epithelial oxidative injury [15].</w:t>
+        <w:br/>
+        <w:t>• Diabetes: Diabetic glomerulosclerosis represents the leading global etiology of chronic kidney failure.</w:t>
         <w:br/>
         <w:br/>
-        <w:t>Limitations: NHANES is cross-sectional with single-timepoint lab values; models classify concurrent CKD risk status rather than predicting future incident onset. Excluding direct diagnostic criteria (eGFR, creatinine, UACR) prevents tautology but caps maximum discrimination; models are intended for initial opportunistic risk screening.</w:t>
+        <w:t>Contrary to concerns regarding explanation volatility, TreeSHAP applied to Random Forest and XGBoost showed high ranking stability across resampled partitions (rho &gt; 0.94; Top-5 Jaccard = 1.000). The slight variability observed in Logistic Regression (rho ≈ 0.897) stemmed primarily from collinearity between blood pressure and glycemic markers, which can shift regression coefficients under small sample shifts.</w:t>
+        <w:br/>
+        <w:br/>
+        <w:t>Several boundary conditions apply to our findings. First, NHANES provides single-timepoint measurements, which cannot confirm whether renal abnormalities persist for three months as required by strict KDIGO definition [1]. The models therefore perform cross-sectional classification rather than longitudinal onset forecasting. Second, excluding direct filtration markers avoids tautology but imposes an upper bound on discrimination (ROC-AUC ≈ 0.85). These models are intended for opportunistic risk screening before renal panels are ordered. Third, our stress test evaluated MCAR mechanisms, whereas routine clinical missingness may follow Missing Not at Random (MNAR) patterns.</w:t>
       </w:r>
     </w:p>
     <w:p>
@@ -2870,7 +2906,7 @@
     </w:p>
     <w:p>
       <w:r>
-        <w:t>This study demonstrates that explainable machine learning models trained on routine, non-leaking clinical and demographic risk factors achieve robust discriminative performance (ROC-AUC ≈ 0.846) for Chronic Kidney Disease classification in the NHANES 2021–2023 cohort. TreeSHAP feature attributions exhibit near-perfect stability across data resamplings and graceful degradation under missing-data stress, consistently prioritizing age, blood urea nitrogen, systolic blood pressure, uric acid, and diabetes status as primary risk drivers. These findings establish empirical best practices for leakage-safe algorithmic auditing and explainability verification in computational nephrology.</w:t>
+        <w:t>In conclusion, machine learning classifiers trained on non-leaking clinical and demographic variables achieved an ROC-AUC of approximately 0.846 for concurrent CKD classification in the NHANES 2021–2023 cohort. TreeSHAP feature rankings demonstrated high stability across cross-validation resamples and exhibited graceful degradation under synthetic missingness. The identified consensus factors reflect established pathophysiological pathways, confirming that leak-free opportunistic screening is feasible and that tree-based Shapley explanations provide dependable feature attributions across data perturbations.</w:t>
       </w:r>
     </w:p>
     <w:p>

--- a/manuscript/manuscript_springer_lnns.docx
+++ b/manuscript/manuscript_springer_lnns.docx
@@ -13,7 +13,7 @@
           <w:b/>
           <w:sz w:val="28"/>
         </w:rPr>
-        <w:t>Explainable Machine Learning for Chronic Kidney Disease Classification Using NHANES 2021–2023 Data: Feature Attribution Stability and Missing-Data Sensitivity</w:t>
+        <w:t>Explainable Machine Learning for Classifying Chronic Kidney Disease using NHANES 2021-2023 Data: Stability of Feature Attribution and Sensitivity to Missing Data</w:t>
       </w:r>
     </w:p>
     <w:p>
@@ -26,7 +26,7 @@
           <w:rFonts w:ascii="Times New Roman" w:hAnsi="Times New Roman"/>
           <w:sz w:val="20"/>
         </w:rPr>
-        <w:t>Author Name</w:t>
+        <w:t>Author Name1</w:t>
       </w:r>
       <w:r>
         <w:rPr>
@@ -36,7 +36,7 @@
         <w:t>1[0000-0000-0000-0000]</w:t>
       </w:r>
       <w:r>
-        <w:t>, Co-Author Name</w:t>
+        <w:t>, Co-Author Name1</w:t>
       </w:r>
       <w:r>
         <w:rPr>
@@ -46,7 +46,7 @@
         <w:t>1</w:t>
       </w:r>
       <w:r>
-        <w:t>, and Senior Author Name</w:t>
+        <w:t>, Senior Author Name2</w:t>
       </w:r>
       <w:r>
         <w:rPr>
@@ -90,7 +90,7 @@
         <w:rPr>
           <w:sz w:val="18"/>
         </w:rPr>
-        <w:t>Chronic kidney disease (CKD) affects an estimated 10% to 15% of adults globally, yet early stages typically remain asymptomatic and unmanaged. Supervised learning models trained on routine clinical examinations offer potential for opportunistic risk screening. However, existing tabular benchmarks frequently suffer from target leakage by supplying direct diagnostic markers—such as serum creatinine or urinary albumin—as input features. Furthermore, post-hoc explanations generated by Shapley Additive Explanations (SHAP) are rarely audited for stability across data resamples or resilience under missing inputs. In this study, we evaluate non-leaking clinical and demographic variables from the Continuous National Health and Nutrition Examination Survey (NHANES) 2021–2023. We identify and resolve an artifact in the public dataset where 5,607 records lacking laboratory measurements (primarily pediatric participants aged &lt;12 years) were misclassified as CKD-positive by default logic, yielding a verified cohort of 6,326 participants (3,592 non-CKD [56.8%] and 2,734 CKD [43.2%]). Quarantining seven target-defining features, we train Logistic Regression, Random Forest, and XGBoost across repeated stratified 5-fold cross-validation (25 folds) using 21 non-leaking predictors. TreeSHAP and LinearSHAP attributions are computed on out-of-fold validation splits, aggregated from one-hot levels back to parent variables, and assessed across all 300 pairwise fold combinations. Models are further stress-tested by injecting 10% and 20% synthetic Missing Completely at Random (MCAR) noise into validation sets. Across 25 folds, XGBoost achieved an ROC-AUC of 0.8456 ± 0.0129 and PR-AUC of 0.8246 ± 0.0149, closely tracked by L2-regularized Logistic Regression (ROC-AUC 0.8441 ± 0.0123) and Random Forest (ROC-AUC 0.8406 ± 0.0123). Global SHAP rankings identified chronological age, blood urea nitrogen, systolic blood pressure, serum uric acid, and diagnosed diabetes as primary predictors. Tree-based ensembles displayed high Top-5 rank stability across 300 fold resamples (Jaccard index = 1.000 for Random Forest and XGBoost; mean Spearman rho = 0.9652 and 0.9414, respectively). Under 10% and 20% missingness, discriminative degradation remained minor (ROC-AUC drop ≤ 0.026) while SHAP attribution rankings preserved high rank correlation (rho ≥ 0.931) with baseline explanations. These results show that non-leaking systemic variables carry meaningful discriminative signal for CKD, and that tree-based Shapley explanations maintain robust ranking stability under sampling variability and input missingness.</w:t>
+        <w:t>Chronic kidney disease (CKD) affects an estimated 10% to 15% of adults worldwide; however, early indicators are generally asymptomatic and often remain undiagnosed. Supervised learning models trained on routine clinical examinations can aid opportunistic risk screenings; however, existing tabular benchmarks frequently contain target leakage by incorporating direct diagnostic markers as input features. Additionally, post-hoc explanations generated using Shapley Additive Explanations (SHAP) are rarely tested for stability across re-samples or robustness in the face of missing inputs. In this study, we assess non-leaking clinical and demographic variables from the Continuous National Health and Nutrition Examination Survey (NHANES) 2021–2023 to detect and resolve an artifact in the dataset where 5,607 records without laboratory measurements (mostly pediatric participants under 12 years old) were erroneously labeled CKD-positive by default logic, identifying a verified cohort of 6,326 participants (3,592 non-CKD [56.8%] and 2,734 CKD [43.2%]). After quarantining seven target-defining features, we train Logistic Regression, Random Forest, and XGBoost using repeated stratified 5-fold cross-validation (25 folds) with 21 non-leaking predictors. TreeSHAP and LinearSHAP attributions are computed on out-of-fold validation splits, aggregated from one-hot levels back to parent variables, and evaluated across all 300 pairwise fold combinations. Additionally, models are stress- tested by adding 10% and 20% synthetic Missing Completely at Random (MCAR) noise in validation sets. Over 25 folds, XGBoost achieved an ROC-AUC of 0.8456 ± 0.0129 and a PR-AUC of 0.8246 ± 0.0149, with L2-regularized Logistic Regression (ROC-AUC 0.8441 ± 0.0123) and Random Forest (ROC-AUC 0.8406 ± 0.0123) close behind. Global SHAP rankings identified chronological age, blood urea nitrogen, systolic blood pressure, serum uric acid, and diagnosed diabetes as the primary predictors. Tree-based ensembles showed high Top-5 rank stability across 300 fold resamples (Jaccard index = 1.000 for Random Forest and XGBoost; mean Spearman rho = 0.9652 and 0.9414, respectively). When applying 10% and 20% missingness, the loss in discrimination was small (ROC-AUC drop ≤ 0.026), while SHAP attribution rankings maintained high rank correlation (rho ≥ 0.931) to baseline explanations. These results suggest that non-leaking systemic variables contain meaningful discriminative signal for CKD, and that tree-based Shapley explanations maintain robust ranking stability in the face of sampling variability and missing inputs.</w:t>
       </w:r>
     </w:p>
     <w:p>
@@ -127,12 +127,12 @@
     </w:p>
     <w:p>
       <w:r>
-        <w:t>As outlined in the Kidney Disease: Improving Global Outcomes (KDIGO 2024) clinical guideline [1], chronic kidney disease (CKD) is defined by an estimated glomerular filtration rate (eGFR) below 60 mL/min/1.73 m² or persistent evidence of kidney damage—most notably an elevated urinary albumin-to-creatinine ratio (UACR ≥ 30 mg/g)—present for at least three months. Epidemiological analyses from the Global Burden of Disease study by Bikbov et al. [2] indicate that over 850 million individuals worldwide live with kidney impairment, which contributes heavily to cardiovascular complications, end-stage renal disease (ESRD), and premature mortality.</w:t>
+        <w:t>According to the Kidney Disease: Improving Global Outcomes (KDIGO 2024) clinical guideline [1], chronic kidney disease (CKD) is characterized by an estimated glomerular filtration rate (eGFR) below 60 mL/min/1.73 m 2 or persistent signs of kidney damage (e.g., an increased urinary albumin-to-creatinine ratio (UACR ≥ 30 mg/g)) for at least three months. Epidemiological findings from the Global Burden of Disease study conducted by Bikbov et al. [2] indicate that over 850 million people globally are affected by kidney impairment, playing a critical role in cardiovascular complications, end-stage renal disease (ESRD), and mortality.</w:t>
       </w:r>
     </w:p>
     <w:p>
       <w:r>
-        <w:t>Because early-stage kidney disease is largely asymptomatic, patients frequently remain undetected until substantial nephron functional reserve has been lost [4]. Automated risk stratification algorithms applied to routine demographic, anthropometric, and outpatient laboratory measurements have therefore attracted sustained attention as secondary screening aids [5, 6].</w:t>
+        <w:t>Since kidney disease in its early stages is predominantly asymptomatic, many patients remain undiagnosed until significant nephron functional reserve has been lost [4]. Automated risk stratification algorithms incorporating routine demographic, anthropometric, and outpatient laboratory measurements have consequently drawn considerable interest as tools for secondary screening [5,6].</w:t>
       </w:r>
     </w:p>
     <w:p>
@@ -151,15 +151,15 @@
     </w:p>
     <w:p>
       <w:r>
-        <w:t>Despite numerous machine learning papers reporting near-perfect classification metrics for CKD, clinical translation is hindered by several methodological shortcomings:</w:t>
+        <w:t>Although many machine learning studies report near-perfect classification metrics for CKD, clinical translation remains constrained by several methodological limitations:</w:t>
         <w:br/>
-        <w:t>1. Tautological Target Leakage: A pervasive flaw in published tabular CKD studies is the inclusion of serum creatinine, eGFR, or spot urine albumin as input predictors [7]. Because clinical guidelines define CKD directly through eGFR thresholds and albuminuria criteria [1, 3], models supplied with these variables merely reconstruct the mathematical formula of the outcome. As detailed in the PROBAST+AI risk-of-bias evaluation standard [7], such designs produce artificially elevated discrimination (ROC-AUC &gt; 0.99) while offering no utility for opportunistic screening before kidney-specific tests are ordered.</w:t>
+        <w:t>1. Tautological Target Leakage: A common and pervasive flaw in published tabular CKD research is the use of serum creatinine, eGFR, or spot urine albumin as input predictors [7]. Since clinical guidelines define CKD directly through eGFR thresholds and albuminuria criteria [1,3], models provided with these variables simply reproduce the mathematical formula of the outcome. As described in the PROBAST+AI risk-of-bias-evaluation standard [7], such designs yield artificially inflated discrimination (ROC-AUC &gt; 0.99) while providing no value for opportunistic screening prior to ordering kidney-specific tests.</w:t>
         <w:br/>
-        <w:t>2. Interpretability and Algorithmic Opacity: Nonlinear models, including gradient-boosted trees and random forests, build high-dimensional interaction structures. Without transparent attribution frameworks, clinicians cannot verify whether classifications stem from sound physiological mechanisms or idiosyncratic data artifacts [8].</w:t>
+        <w:t>2. Interpretability and Algorithmic Opacity: Nonlinear models such as gradient-boosted trees and random forests generate high-dimensional interaction structures. In the absence of transparent attribution frameworks, clinicians are unable to confirm whether classifications reflect valid physiological mechanisms or result from idiosyncratic data artifacts [8].</w:t>
         <w:br/>
-        <w:t>3. Explanation Instability Across Cohort Resamples: While Shapley Additive Explanations (SHAP) [8] provides an axiomatic foundation for local and global attributions, empirical work by Nandy et al. [9] and Han et al. [10] indicates that post-hoc explanations can fluctuate across training resamples. If slight variations in training data alter which clinical factors appear most influential, clinicians cannot rely on the generated explanations for decision support.</w:t>
+        <w:t>3. Explanation Instability Across Cohort Resamples: Although Shapley Additive Explanations (SHAP) [8] offers an axiomatic basis for local and global attributions, empirical research by Nandy et al. [9] and Han et al. [10] demonstrates that post-hoc explanations may vary across training resamples. When minor differences in training data affect which clinical factors are perceived as most influential, clinicians cannot rely on the resulting explanations for decision support.</w:t>
         <w:br/>
-        <w:t>4. Vulnerability to Missing Laboratory Data: Incomplete records are ubiquitous in electronic health databases and epidemiological surveys [11]. In accordance with the TRIPOD+AI reporting guideline [11], predictive workflows should be systematically evaluated under controlled missingness to verify that neither predictions nor explanations collapse when certain tests are unavailable.</w:t>
+        <w:t>4. Vulnerability to Missing Laboratory Data: Electronic health records and epidemiological surveys are rife with incomplete records [11]. In accordance with the TRIPOD+AI reporting guideline [11], predictive workflows should be systematically assessed under controlled missingness to ensure that neither predictions nor explanations collapse when specific tests are unavailable.</w:t>
       </w:r>
     </w:p>
     <w:p>
@@ -178,13 +178,13 @@
     </w:p>
     <w:p>
       <w:r>
-        <w:t>To address these gaps, we conduct a leak-free empirical evaluation using the Continuous NHANES 2021–2023 dataset [12]. Specifically, we:</w:t>
+        <w:t>To address these gaps, we perform a leak-free empirical evaluation with the Continuous NHANES 2021–2023 dataset [12]. Specifically, we:</w:t>
         <w:br/>
-        <w:t>• Audit the NHANES cohort and correct a labeling anomaly that misclassified 5,607 pediatric and untested records.</w:t>
+        <w:t>• Examine the NHANES cohort and correct a labeling anomaly that incorrectly classified 5,607 pediatric and untested records.</w:t>
         <w:br/>
-        <w:t>• Enforce strict target quarantine by excluding direct diagnostic variables, benchmarking 21 routine predictors across Logistic Regression, Random Forest, and XGBoost using repeated stratified 5-fold cross-validation (25 folds).</w:t>
+        <w:t>• Impose a strict target quarantine by removing direct diagnostic variables, benchmarking 21 routine predictors across Logistic Regression, Random Forest, and XGBoost through repeated stratified 5-fold cross-validation (25 folds).</w:t>
         <w:br/>
-        <w:t>• Aggregate one-hot dummy Shapley attributions back to parent clinical variables and quantify explanation stability across all 300 pairwise fold combinations using Spearman rank correlation and Top-k Jaccard overlap.</w:t>
+        <w:t>• Group one-hot dummy Shapley attributions back to their parent clinical variables and measure explanation stability across all 300 pairwise fold combinations using Spearman rank correlation and Top-k Jaccard overlap.</w:t>
         <w:br/>
         <w:t>• Evaluate performance and explanatory resilience under controlled Missing Completely at Random (MCAR) stress testing at 10% and 20% masking levels.</w:t>
       </w:r>
@@ -219,13 +219,13 @@
     </w:p>
     <w:p>
       <w:r>
-        <w:t>We analyzed cross-sectional records from the Continuous NHANES 2021–2023 cycle administered by the National Center for Health Statistics (NCHS) at the Centers for Disease Control and Prevention [12]. In the curated file (11,933 records and 29 variables), eGFR was calculated using the race-free 2021 CKD-EPI creatinine equation formulated by Inker et al. [3]:</w:t>
+        <w:t>We examined cross-sectional data from the Continuous NHANES 2021–2023 cycle conducted by the National Center for Health Statistics (NCHS) within the Centers for Disease Control and Prevention [12]. Within the curated dataset (11,933 records and 29 variables), eGFR was determined using the race-free 2021 CKD-EPI creatinine equation developed by Inker et al. [3]:</w:t>
         <w:br/>
         <w:t>eGFR = 142 × min(S_cr / κ, 1)^α × max(S_cr / κ, 1)^(-1.200) × 0.9938^Age × [1.012 if Female]</w:t>
         <w:br/>
-        <w:t>where S_cr denotes serum creatinine in mg/dL, κ is 0.7 for females and 0.9 for males, and α is -0.241 for females and -0.302 for males. Staging follows KDIGO criteria: Stage 1 (eGFR ≥ 90 with UACR ≥ 30), Stage 2 (60–89 with UACR ≥ 30), Stage 3a (45–59), Stage 3b (30–44), Stage 4 (15–29), Stage 5 (&lt;15), and No CKD (eGFR ≥ 60 and UACR &lt; 30).</w:t>
+        <w:t>where S_cr denotes serum creatinine measured in mg/dL, κ equals 0.7 for females and 0.9 for males, and α is -0.241 for females and -0.302 for males. Staging is based on KDIGO criteria: Stage 1 (eGFR ≥ 90 with UACR ≥ 30), Stage 2 (60–89 with UACR ≥ 30), Stage 3a (45–59), Stage 3b (30–44), Stage 4 (15–29), Stage 5 (&lt;15), and No CKD (eGFR ≥ 60 and UACR &lt; 30).</w:t>
         <w:br/>
-        <w:t>During our initial audit, we identified that participants who did not undergo blood draws or urine tests (primarily children aged under 12 years for whom creatinine is omitted in NHANES) were assigned ckd_stage = 'Unknown'. However, the binary label was defined as ckd_stage != 'No CKD'. Because 'Unknown' differed from 'No CKD', 5,607 untested individuals—largely healthy children—were falsely labeled as CKD-positive. Excluding these unmeasured records produced a verified analytical cohort of N = 6,326 participants: 3,592 non-CKD (56.78%) and 2,734 CKD-positive (43.22%).</w:t>
+        <w:t>In our initial audit, we identified that participants without blood draws or urine tests (primarily children under 12 years, for whom creatinine is not collected in NHANES) were assigned ckd_stage = 'Unknown'. Nevertheless, the binary label was defined as ckd_stage != 'No CKD'. Since 'Unknown' was not equivalent to 'No CKD', 5,607 untested individuals (primarily healthy children) were incorrectly classified as CKD-positive. After removing these unmeasured records, we obtained a verified analytical cohort of N = 6,326 participants: 3,592 non-CKD (56.78%) and 2,734 CKD-positive (43.22%).</w:t>
       </w:r>
     </w:p>
     <w:p>
@@ -1027,7 +1027,7 @@
     </w:p>
     <w:p>
       <w:r>
-        <w:t>To prevent trivial outcome reconstruction, we quarantined seven variables directly linked to target derivation: participant_id, egfr, serum_creatinine, urine_albumin, urine_creatinine, albumin_creatinine_ratio, and ckd_stage. The final feature set comprises 21 non-leaking predictors: 14 continuous (age, BMI, weight, height, systolic BP, diastolic BP, BUN, serum albumin, phosphorus, bicarbonate, calcium, uric acid, poverty-income ratio, education level) and 7 categorical (gender, ethnicity, diagnosed diabetes, insulin use, diabetes pills, smoking history, current smoking status).</w:t>
+        <w:t>To prevent any trivial reconstruction of the outcome, we quarantined seven variables directly related to how the target was derived: participant_id, egfr, serum_creatinine, urine_albumin, urine_creatinine, albumin_creatinine_ratio, and ckd_stage. The final feature set comprises of 21 non-leaking predictors: 14 continuous variables (age, BMI, weight, height, systolic BP, diastolic BP, BUN, serum albumin, phosphorus, bicarbonate, calcium, uric acid, poverty-income ratio, education level) and 7 categorical variables (gender, ethnicity, diagnosed diabetes, insulin use, diabetes pills, smoking history, current smoking status).</w:t>
       </w:r>
     </w:p>
     <w:p>
@@ -1075,7 +1075,7 @@
         <w:rPr>
           <w:sz w:val="18"/>
         </w:rPr>
-        <w:t>Fig. 1. Study population flow chart, target distribution, and KDIGO clinical staging breakdown in the analyzed NHANES 2021–2023 cohort.</w:t>
+        <w:t>Fig. 1. Study population flow chart, target distribution, and KDIGO clinical staging breakdown for the analyzed NHANES 2021–2023 cohort.</w:t>
       </w:r>
     </w:p>
     <w:p>
@@ -1094,7 +1094,7 @@
     </w:p>
     <w:p>
       <w:r>
-        <w:t>We implemented repeated stratified 5-fold cross-validation with 5 random repeats (25 total splits). Within each fold, continuous inputs received median imputation and standard z-score normalization; categorical variables received mode imputation and one-hot encoding with handle_unknown='ignore'. Crucially, all transformations were fitted exclusively on training instances (N ≈ 5,060) and applied without refitting to the held-out validation instances (N ≈ 1,266). Three model architectures with fixed hyperparameter configurations were benchmarked: regularized Logistic Regression (L2, C = 1.0), Random Forest (300 bagged trees, min_samples_leaf = 2), and XGBoost (300 boosting iterations, learning rate η = 0.05, max_depth = 3, subsample = 0.8, colsample_bytree = 0.8).</w:t>
+        <w:t>We applied repeated stratified 5-fold cross-validation with 5 random repeats, providing 25 splits in total. Inside each fold, continuous inputs were median-imputed and standardized using z-scores, while categorical variables were mode-imputed and one-hot encoded with handle_unknown='ignore'. Crucially, every transformation was fitted only on training instances (N ≈ 5,060) and then applied to the held-out validation instances (N ≈ 1,266) without any re-fitting. We benchmarked three model architectures with fixed hyperparameter settings: regularized Logistic Regression (L2, C = 1.0), Random Forest (300 bagged trees, min_samples_leaf = 2), and XGBoost (300 boosting iterations, learning rate η = 0.05, max_depth = 3, subsample = 0.8, colsample_bytree = 0.8).</w:t>
       </w:r>
     </w:p>
     <w:p>
@@ -1113,7 +1113,7 @@
     </w:p>
     <w:p>
       <w:r>
-        <w:t>Local feature contributions were calculated for validation instances using Shapley Additive Explanations (SHAP) [8] via exact TreeSHAP for tree ensembles and LinearSHAP for Logistic Regression. One-hot dummy level attributions were aggregated back to parent clinical features by summing absolute Shapley contributions across levels: Attribution_i(F) = sum_k |phi_{i, k}|. Stability across all 300 cross-validation fold pairs was evaluated via pairwise Spearman rank correlation (rho) and Top-k Jaccard similarity indices (k in {5, 10}).</w:t>
+        <w:t>Local feature contributions for validation instances were computed using Shapley Additive Explanations (SHAP) [8], employing exact TreeSHAP for tree ensembles and LinearSHAP for Logistic Regression. One-hot dummy level attributions were summed back to their parent clinical features by summing absolute Shapley contributions across levels: Attribution_i(F) = sum_k |phi_{i, k}|. Stability across all 300 cross-validation fold pairs was evaluated using pairwise Spearman rank correlations (rho) and Top-k Jaccard similarity indices (k in {5, 10}).</w:t>
       </w:r>
     </w:p>
     <w:p>
@@ -1146,7 +1146,7 @@
     </w:p>
     <w:p>
       <w:r>
-        <w:t>Table 2 summarizes cross-validation metrics across all 25 folds.</w:t>
+        <w:t>Table 2 provides a summary of cross-validation metrics across all 25 folds.</w:t>
       </w:r>
     </w:p>
     <w:p>
@@ -1159,7 +1159,7 @@
           <w:b/>
           <w:sz w:val="18"/>
         </w:rPr>
-        <w:t>Table 2. Cross-validation performance metrics across 25 folds (Mean ± SD).</w:t>
+        <w:t>Table 2. Performance metrics from cross-validation over 25 folds (Mean ± SD).</w:t>
       </w:r>
     </w:p>
     <w:tbl>
@@ -1673,7 +1673,7 @@
         <w:rPr>
           <w:sz w:val="18"/>
         </w:rPr>
-        <w:t>Fig. 2. Receiver Operating Characteristic (ROC) and Precision-Recall (PR) curves across 25 cross-validation folds with ±1 SD confidence bands.</w:t>
+        <w:t>Fig. 2. Receiver Operating Characteristic (ROC) and Precision-Recall (PR) curves across 25 cross-validation folds, plotted with ±1 SD confidence bands.</w:t>
       </w:r>
     </w:p>
     <w:p>
@@ -1692,7 +1692,7 @@
     </w:p>
     <w:p>
       <w:r>
-        <w:t>Aggregating SHAP values across all 25 folds yielded consistent biological rankings across model families (Fig. 3). Age was the primary contributor in all models (mean |SHAP| ~0.14–0.17), followed by blood urea nitrogen, systolic blood pressure, serum uric acid, and diagnosed diabetes. These five variables accounted for over 72% of total attribution mass across architectures.</w:t>
+        <w:t>Pooling SHAP values across all 25 folds resulted in consistent biological rankings across the model families (Fig. 3). In every model, age was the leading contributor (mean |SHAP| ~0.14–0.17), followed by blood urea nitrogen, systolic blood pressure, serum uric acid, and diagnosed diabetes. As a collective, these five variables represented more than 72% of the total attribution mass across architectures.</w:t>
       </w:r>
     </w:p>
     <w:p>
@@ -1740,7 +1740,7 @@
         <w:rPr>
           <w:sz w:val="18"/>
         </w:rPr>
-        <w:t>Fig. 3. Global SHAP feature importance rankings for Logistic Regression, Random Forest, and XGBoost after dummy-to-parent clinical feature aggregation.</w:t>
+        <w:t>Figure 3. Rankings of global SHAP feature importance for Logistic Regression, Random Forest, and XGBoost after aggregating dummy variables into their parent clinical features.</w:t>
       </w:r>
     </w:p>
     <w:p>
@@ -1754,12 +1754,12 @@
           <w:b/>
           <w:sz w:val="20"/>
         </w:rPr>
-        <w:t>3.3 Explanation Stability Across 300 Fold Pairs</w:t>
+        <w:t>3.3 Consistency of Explanations Across 300 Fold Pairs</w:t>
       </w:r>
     </w:p>
     <w:p>
       <w:r>
-        <w:t>Evaluating stability across all 300 pairwise fold comparisons showed that tree-based ensembles produced remarkably consistent rankings (Table 3). Random Forest demonstrated the highest ranking stability (rho = 0.9652 ± 0.0148) and high Top-10 Jaccard consistency (0.9577 ± 0.0781). Both Random Forest and XGBoost achieved a Top-5 Jaccard index of 1.0000 ± 0.0000 across all 300 comparisons, showing that the leading five predictors remained invariant to data splits.</w:t>
+        <w:t>An assessment of stability across all 300 pairwise fold comparisons revealed that the tree-based ensembles yielded rankings that were remarkably consistent (Table 3). Random Forest demonstrated the greatest ranking stability (rho = 0.9652 ± 0.0148) as well as strong Top-10 Jaccard consistency (0.9577 ± 0.0781). Across all 300 comparisons, both Random Forest and XGBoost achieved a Top-5 Jaccard index of 1.0000 ± 0.0000, suggesting that the five leading predictors remained unchanged regardless of how the data were split.</w:t>
       </w:r>
     </w:p>
     <w:p>
@@ -1772,7 +1772,7 @@
           <w:b/>
           <w:sz w:val="18"/>
         </w:rPr>
-        <w:t>Table 3. SHAP attribution stability summary across 300 cross-validation fold pairs.</w:t>
+        <w:t>Table 3. Summary of SHAP attribution stability over 300 cross-validation fold pairs.</w:t>
       </w:r>
     </w:p>
     <w:tbl>
@@ -2176,7 +2176,7 @@
         <w:rPr>
           <w:sz w:val="18"/>
         </w:rPr>
-        <w:t>Fig. 4. Pairwise SHAP attribution stability matrices (25x25 folds, 300 comparisons) showing Spearman rank correlations across cross-validation resamples.</w:t>
+        <w:t>Fig. 4. Matrices of pairwise SHAP attribution stability (25x25 folds, 300 comparisons), displaying Spearman rank correlations across cross-validation resamples.</w:t>
       </w:r>
     </w:p>
     <w:p>
@@ -2195,7 +2195,7 @@
     </w:p>
     <w:p>
       <w:r>
-        <w:t>Models exhibited graceful performance degradation under synthetic MCAR masking (Table 4). At 10% missingness, ROC-AUC declined by roughly 0.011–0.013 points across models. At 20% missingness, all architectures retained an ROC-AUC above 0.820. SHAP rankings remained congruent with unmasked baselines, maintaining Spearman correlations above 0.930.</w:t>
+        <w:t>Under synthetic MCAR masking, models displayed a graceful degradation in performance (Table 4). With 10% missingness, ROC-AUC dropped by approximately 0.011–0.013 points across all models. When missingness reached 20%, every architecture retained an ROC-AUC above 0.820. SHAP rankings remained consistent with unmasked baselines, with Spearman correlations remaining above 0.930.</w:t>
       </w:r>
     </w:p>
     <w:p>
@@ -2208,7 +2208,7 @@
           <w:b/>
           <w:sz w:val="18"/>
         </w:rPr>
-        <w:t>Table 4. Algorithmic performance and explanation stability under controlled MCAR missingness.</w:t>
+        <w:t>Table 4. How algorithmic performance and explanation stability withstands controlled MCAR missingness.</w:t>
       </w:r>
     </w:p>
     <w:tbl>
@@ -2805,6 +2805,246 @@
           </w:p>
         </w:tc>
       </w:tr>
+      <w:tr>
+        <w:tc>
+          <w:tcPr>
+            <w:tcW w:type="dxa" w:w="1153"/>
+          </w:tcPr>
+          <w:p>
+            <w:r>
+              <w:rPr>
+                <w:sz w:val="15"/>
+              </w:rPr>
+              <w:t>XGBoost</w:t>
+            </w:r>
+          </w:p>
+        </w:tc>
+        <w:tc>
+          <w:tcPr>
+            <w:tcW w:type="dxa" w:w="1153"/>
+          </w:tcPr>
+          <w:p>
+            <w:r>
+              <w:rPr>
+                <w:sz w:val="15"/>
+              </w:rPr>
+              <w:t>0% (Baseline)</w:t>
+            </w:r>
+          </w:p>
+        </w:tc>
+        <w:tc>
+          <w:tcPr>
+            <w:tcW w:type="dxa" w:w="1153"/>
+          </w:tcPr>
+          <w:p>
+            <w:r>
+              <w:rPr>
+                <w:sz w:val="15"/>
+              </w:rPr>
+              <w:t>0.8514</w:t>
+            </w:r>
+          </w:p>
+        </w:tc>
+        <w:tc>
+          <w:tcPr>
+            <w:tcW w:type="dxa" w:w="1153"/>
+          </w:tcPr>
+          <w:p>
+            <w:r>
+              <w:rPr>
+                <w:sz w:val="15"/>
+              </w:rPr>
+              <w:t>0.7264</w:t>
+            </w:r>
+          </w:p>
+        </w:tc>
+        <w:tc>
+          <w:tcPr>
+            <w:tcW w:type="dxa" w:w="1153"/>
+          </w:tcPr>
+          <w:p>
+            <w:r>
+              <w:rPr>
+                <w:sz w:val="15"/>
+              </w:rPr>
+              <w:t>0.7757</w:t>
+            </w:r>
+          </w:p>
+        </w:tc>
+        <w:tc>
+          <w:tcPr>
+            <w:tcW w:type="dxa" w:w="1153"/>
+          </w:tcPr>
+          <w:p>
+            <w:r>
+              <w:rPr>
+                <w:sz w:val="15"/>
+              </w:rPr>
+              <w:t>1.0000</w:t>
+            </w:r>
+          </w:p>
+        </w:tc>
+      </w:tr>
+      <w:tr>
+        <w:tc>
+          <w:tcPr>
+            <w:tcW w:type="dxa" w:w="1153"/>
+          </w:tcPr>
+          <w:p>
+            <w:r>
+              <w:rPr>
+                <w:sz w:val="15"/>
+              </w:rPr>
+              <w:t>XGBoost</w:t>
+            </w:r>
+          </w:p>
+        </w:tc>
+        <w:tc>
+          <w:tcPr>
+            <w:tcW w:type="dxa" w:w="1153"/>
+          </w:tcPr>
+          <w:p>
+            <w:r>
+              <w:rPr>
+                <w:sz w:val="15"/>
+              </w:rPr>
+              <w:t>10% MCAR</w:t>
+            </w:r>
+          </w:p>
+        </w:tc>
+        <w:tc>
+          <w:tcPr>
+            <w:tcW w:type="dxa" w:w="1153"/>
+          </w:tcPr>
+          <w:p>
+            <w:r>
+              <w:rPr>
+                <w:sz w:val="15"/>
+              </w:rPr>
+              <w:t>0.8385 ± 0.0029</w:t>
+            </w:r>
+          </w:p>
+        </w:tc>
+        <w:tc>
+          <w:tcPr>
+            <w:tcW w:type="dxa" w:w="1153"/>
+          </w:tcPr>
+          <w:p>
+            <w:r>
+              <w:rPr>
+                <w:sz w:val="15"/>
+              </w:rPr>
+              <w:t>0.7052 ± 0.0059</w:t>
+            </w:r>
+          </w:p>
+        </w:tc>
+        <w:tc>
+          <w:tcPr>
+            <w:tcW w:type="dxa" w:w="1153"/>
+          </w:tcPr>
+          <w:p>
+            <w:r>
+              <w:rPr>
+                <w:sz w:val="15"/>
+              </w:rPr>
+              <w:t>0.7626 ± 0.0045</w:t>
+            </w:r>
+          </w:p>
+        </w:tc>
+        <w:tc>
+          <w:tcPr>
+            <w:tcW w:type="dxa" w:w="1153"/>
+          </w:tcPr>
+          <w:p>
+            <w:r>
+              <w:rPr>
+                <w:sz w:val="15"/>
+              </w:rPr>
+              <w:t>0.9590 ± 0.0103</w:t>
+            </w:r>
+          </w:p>
+        </w:tc>
+      </w:tr>
+      <w:tr>
+        <w:tc>
+          <w:tcPr>
+            <w:tcW w:type="dxa" w:w="1153"/>
+          </w:tcPr>
+          <w:p>
+            <w:r>
+              <w:rPr>
+                <w:sz w:val="15"/>
+              </w:rPr>
+              <w:t>XGBoost</w:t>
+            </w:r>
+          </w:p>
+        </w:tc>
+        <w:tc>
+          <w:tcPr>
+            <w:tcW w:type="dxa" w:w="1153"/>
+          </w:tcPr>
+          <w:p>
+            <w:r>
+              <w:rPr>
+                <w:sz w:val="15"/>
+              </w:rPr>
+              <w:t>20% MCAR</w:t>
+            </w:r>
+          </w:p>
+        </w:tc>
+        <w:tc>
+          <w:tcPr>
+            <w:tcW w:type="dxa" w:w="1153"/>
+          </w:tcPr>
+          <w:p>
+            <w:r>
+              <w:rPr>
+                <w:sz w:val="15"/>
+              </w:rPr>
+              <w:t>0.8212 ± 0.0039</w:t>
+            </w:r>
+          </w:p>
+        </w:tc>
+        <w:tc>
+          <w:tcPr>
+            <w:tcW w:type="dxa" w:w="1153"/>
+          </w:tcPr>
+          <w:p>
+            <w:r>
+              <w:rPr>
+                <w:sz w:val="15"/>
+              </w:rPr>
+              <w:t>0.6756 ± 0.0066</w:t>
+            </w:r>
+          </w:p>
+        </w:tc>
+        <w:tc>
+          <w:tcPr>
+            <w:tcW w:type="dxa" w:w="1153"/>
+          </w:tcPr>
+          <w:p>
+            <w:r>
+              <w:rPr>
+                <w:sz w:val="15"/>
+              </w:rPr>
+              <w:t>0.7439 ± 0.0075</w:t>
+            </w:r>
+          </w:p>
+        </w:tc>
+        <w:tc>
+          <w:tcPr>
+            <w:tcW w:type="dxa" w:w="1153"/>
+          </w:tcPr>
+          <w:p>
+            <w:r>
+              <w:rPr>
+                <w:sz w:val="15"/>
+              </w:rPr>
+              <w:t>0.9501 ± 0.0111</w:t>
+            </w:r>
+          </w:p>
+        </w:tc>
+      </w:tr>
     </w:tbl>
     <w:p/>
     <w:p>
@@ -2852,7 +3092,7 @@
         <w:rPr>
           <w:sz w:val="18"/>
         </w:rPr>
-        <w:t>Fig. 5. Algorithmic degradation trajectories under controlled 0%, 10%, and 20% MCAR missingness evaluating discrimination (ROC-AUC) and explanation stability.</w:t>
+        <w:t>Fig. 5. Algorithmic degradation trajectories under controlled 0%, 10%, and 20% MCAR missingness, measuring discrimination (ROC-AUC) and explanation stability.</w:t>
       </w:r>
     </w:p>
     <w:p>
@@ -2871,23 +3111,27 @@
     </w:p>
     <w:p>
       <w:r>
-        <w:t>The top variables identified by SHAP align directly with established nephrological mechanisms:</w:t>
+        <w:t>The leading variables identified by SHAP correspond to well-established nephrological mechanisms:</w:t>
         <w:br/>
-        <w:t>• Chronological Age: Progressive nephron involution and vascular stiffness reduce functional renal reserve after the fourth decade of life [13].</w:t>
+        <w:t>• Chronological Age: Progressive nephron involution and vascular stiffening reduce functional renal reserve beyond the fourth decade of life [13].</w:t>
         <w:br/>
-        <w:t>• Blood Urea Nitrogen (BUN): As an end-product of protein metabolism cleared by glomerular filtration, BUN serves as an informative surrogate marker of clearance capacity in the absence of creatinine.</w:t>
+        <w:t>• Blood Urea Nitrogen (BUN): As an end-product of protein metabolism removed through glomerular filtration, BUN acts as an informative surrogate marker of clearance capacity when creatinine is unavailable.</w:t>
         <w:br/>
-        <w:t>• Systolic Blood Pressure: Elevated systemic pressure exposes glomerular microvessels to mechanical barotrauma, accelerating sclerotic changes [14].</w:t>
+        <w:t>• Systolic Blood Pressure: Increased systemic pressure subjects glomerular microvessels to mechanical barotrauma, accelerating sclerotic changes [14].</w:t>
         <w:br/>
-        <w:t>• Serum Uric Acid: Hyperuricemia induces renal vasoconstriction, activates the renin-angiotensin system, and promotes tubular epithelial oxidative injury [15].</w:t>
+        <w:t>• Serum Uric Acid: Hyperuricemia triggers renal vasoconstriction, activates the renin-angiotensin system, and induces tubular epithelial oxidative injury [15].</w:t>
         <w:br/>
-        <w:t>• Diabetes: Diabetic glomerulosclerosis represents the leading global etiology of chronic kidney failure.</w:t>
-        <w:br/>
-        <w:br/>
-        <w:t>Contrary to concerns regarding explanation volatility, TreeSHAP applied to Random Forest and XGBoost showed high ranking stability across resampled partitions (rho &gt; 0.94; Top-5 Jaccard = 1.000). The slight variability observed in Logistic Regression (rho ≈ 0.897) stemmed primarily from collinearity between blood pressure and glycemic markers, which can shift regression coefficients under small sample shifts.</w:t>
-        <w:br/>
-        <w:br/>
-        <w:t>Several boundary conditions apply to our findings. First, NHANES provides single-timepoint measurements, which cannot confirm whether renal abnormalities persist for three months as required by strict KDIGO definition [1]. The models therefore perform cross-sectional classification rather than longitudinal onset forecasting. Second, excluding direct filtration markers avoids tautology but imposes an upper bound on discrimination (ROC-AUC ≈ 0.85). These models are intended for opportunistic risk screening before renal panels are ordered. Third, our stress test evaluated MCAR mechanisms, whereas routine clinical missingness may follow Missing Not at Random (MNAR) patterns.</w:t>
+        <w:t>• Diabetes: Diabetic glomerulosclerosis is the foremost global cause of chronic kidney failure.</w:t>
+      </w:r>
+    </w:p>
+    <w:p>
+      <w:r>
+        <w:t>In contrast to concerns about explanation volatility, TreeSHAP applied to Random Forest and XGBoost displayed high ranking stability across resampled partitions (rho &gt; 0.94; Top-5 Jaccard = 1.000). The minor variability observed in Logistic Regression (rho ≈ 0.897) stemmed primarily from collinearity between blood pressure and glycemic markers, which can alter regression coefficients when samples shift slightly.</w:t>
+      </w:r>
+    </w:p>
+    <w:p>
+      <w:r>
+        <w:t>Several boundary conditions constrain our findings. First, NHANES provides single-timepoint measurements, so it cannot determine whether renal abnormalities persist for three months, as the strict KDIGO definition requires [1]. The models therefore perform cross-sectional classification rather than longitudinal onset prediction. Second, omitting direct filtration markers prevents tautology but sets an upper bound on discrimination (ROC-AUC ≈ 0.85). These models are designed for opportunistic risk screening prior to ordering renal panels. Third, our stress test assessed MCAR mechanisms, while routine clinical missingness may instead follow Missing Not at Random (MNAR) patterns.</w:t>
       </w:r>
     </w:p>
     <w:p>
@@ -2906,7 +3150,7 @@
     </w:p>
     <w:p>
       <w:r>
-        <w:t>In conclusion, machine learning classifiers trained on non-leaking clinical and demographic variables achieved an ROC-AUC of approximately 0.846 for concurrent CKD classification in the NHANES 2021–2023 cohort. TreeSHAP feature rankings demonstrated high stability across cross-validation resamples and exhibited graceful degradation under synthetic missingness. The identified consensus factors reflect established pathophysiological pathways, confirming that leak-free opportunistic screening is feasible and that tree-based Shapley explanations provide dependable feature attributions across data perturbations.</w:t>
+        <w:t>In conclusion, machine learning classifiers trained on non-leaking clinical and demographic variables attained an ROC-AUC of approximately 0.846 for concurrent CKD classification within the NHANES 2021–2023 cohort. TreeSHAP feature rankings demonstrated high stability across cross-validation resamples and degraded gracefully under synthetic missingness. The consensus factors identified reflect established pathophysiological pathways, validating that leak-free opportunistic screening is achievable and that tree-based Shapley explanations yield dependable feature attributions amidst data perturbations.</w:t>
       </w:r>
     </w:p>
     <w:p>
